--- a/template.docx
+++ b/template.docx
@@ -4,1295 +4,15 @@
   <w:body>
     <w:p>
       <w:pPr>
-        <w:spacing w:line="480" w:lineRule="exact"/>
-        <w:rPr>
-          <w:rFonts w:ascii="微軟正黑體" w:eastAsia="微軟正黑體" w:hAnsi="微軟正黑體"/>
-          <w:b/>
-          <w:sz w:val="48"/>
-          <w:szCs w:val="48"/>
-        </w:rPr>
-      </w:pPr>
-      <w:r>
-        <w:rPr>
-          <w:rFonts w:hint="eastAsia"/>
-        </w:rPr>
-        <w:t xml:space="preserve">        </w:t>
-      </w:r>
-      <w:r>
-        <w:rPr>
-          <w:rFonts w:hint="eastAsia"/>
-        </w:rPr>
-        <w:t xml:space="preserve">             </w:t>
-      </w:r>
-      <w:r>
-        <w:rPr>
-          <w:rFonts w:hint="eastAsia"/>
-        </w:rPr>
-        <w:t xml:space="preserve">    </w:t>
-      </w:r>
-      <w:r>
-        <w:rPr>
-          <w:rFonts w:ascii="微軟正黑體" w:eastAsia="微軟正黑體" w:hAnsi="微軟正黑體" w:hint="eastAsia"/>
-          <w:b/>
-          <w:sz w:val="48"/>
-          <w:szCs w:val="48"/>
-        </w:rPr>
-        <w:t>清展科技股份有限公司</w:t>
-      </w:r>
-    </w:p>
-    <w:p>
-      <w:pPr>
-        <w:spacing w:line="480" w:lineRule="exact"/>
-        <w:ind w:firstLineChars="900" w:firstLine="3960"/>
-        <w:rPr>
-          <w:rFonts w:ascii="微軟正黑體" w:eastAsia="微軟正黑體" w:hAnsi="微軟正黑體"/>
-        </w:rPr>
-      </w:pPr>
-      <w:r>
-        <w:rPr>
-          <w:rFonts w:ascii="微軟正黑體" w:eastAsia="微軟正黑體" w:hAnsi="微軟正黑體" w:hint="eastAsia"/>
-          <w:b/>
-          <w:sz w:val="44"/>
-          <w:szCs w:val="44"/>
-        </w:rPr>
-        <w:t>零用金支付憑單</w:t>
-      </w:r>
-      <w:r>
-        <w:rPr>
-          <w:rFonts w:ascii="微軟正黑體" w:eastAsia="微軟正黑體" w:hAnsi="微軟正黑體" w:hint="eastAsia"/>
-          <w:b/>
-          <w:sz w:val="44"/>
-          <w:szCs w:val="44"/>
-        </w:rPr>
-        <w:t xml:space="preserve"> </w:t>
-      </w:r>
-      <w:r>
+        <w:spacing w:line="280" w:lineRule="exact"/>
         <w:rPr>
           <w:rFonts w:ascii="微軟正黑體" w:eastAsia="微軟正黑體" w:hAnsi="微軟正黑體" w:hint="eastAsia"/>
         </w:rPr>
-        <w:t xml:space="preserve">            編號：</w:t>
-      </w:r>
-      <w:r>
-        <w:rPr>
-          <w:rFonts w:ascii="微軟正黑體" w:eastAsia="微軟正黑體" w:hAnsi="微軟正黑體" w:hint="eastAsia"/>
-          <w:u w:val="single"/>
-        </w:rPr>
-        <w:t xml:space="preserve">       </w:t>
-      </w:r>
+      </w:pPr>
     </w:p>
     <w:tbl>
       <w:tblPr>
-        <w:tblW w:w="0" w:type="auto"/>
-        <w:jc w:val="center"/>
-        <w:tblBorders>
-          <w:top w:val="single" w:sz="4" w:space="0" w:color="auto"/>
-          <w:left w:val="single" w:sz="4" w:space="0" w:color="auto"/>
-          <w:bottom w:val="single" w:sz="4" w:space="0" w:color="auto"/>
-          <w:right w:val="single" w:sz="4" w:space="0" w:color="auto"/>
-          <w:insideH w:val="single" w:sz="4" w:space="0" w:color="auto"/>
-          <w:insideV w:val="single" w:sz="4" w:space="0" w:color="auto"/>
-        </w:tblBorders>
-        <w:tblLook w:val="01E0" w:firstRow="1" w:lastRow="1" w:firstColumn="1" w:lastColumn="1" w:noHBand="0" w:noVBand="0"/>
-      </w:tblPr>
-      <w:tblGrid>
-        <w:gridCol w:w="2787"/>
-        <w:gridCol w:w="2360"/>
-        <w:gridCol w:w="1719"/>
-        <w:gridCol w:w="2536"/>
-        <w:gridCol w:w="1586"/>
-      </w:tblGrid>
-      <w:tr>
-        <w:trPr>
-          <w:jc w:val="center"/>
-        </w:trPr>
-        <w:tc>
-          <w:tcPr>
-            <w:tcW w:w="10091" w:type="dxa"/>
-            <w:gridSpan w:val="5"/>
-          </w:tcPr>
-          <w:p>
-            <w:pPr>
-              <w:rPr>
-                <w:rFonts w:ascii="微軟正黑體" w:eastAsia="微軟正黑體" w:hAnsi="微軟正黑體"/>
-              </w:rPr>
-            </w:pPr>
-            <w:r>
-              <w:rPr>
-                <w:rFonts w:ascii="微軟正黑體" w:eastAsia="微軟正黑體" w:hAnsi="微軟正黑體" w:hint="eastAsia"/>
-              </w:rPr>
-              <w:t>申請日期：</w:t>
-            </w:r>
-            <w:r>
-              <w:rPr>
-                <w:rFonts w:ascii="微軟正黑體" w:eastAsia="微軟正黑體" w:hAnsi="微軟正黑體" w:hint="eastAsia"/>
-              </w:rPr>
-              <w:t xml:space="preserve"> </w:t>
-            </w:r>
-            <w:r>
-              <w:rPr>
-                <w:rFonts w:ascii="微軟正黑體" w:eastAsia="微軟正黑體" w:hAnsi="微軟正黑體"/>
-              </w:rPr>
-              <w:t>11</w:t>
-            </w:r>
-            <w:r>
-              <w:rPr>
-                <w:rFonts w:ascii="微軟正黑體" w:eastAsia="微軟正黑體" w:hAnsi="微軟正黑體" w:hint="eastAsia"/>
-              </w:rPr>
-              <w:t>5</w:t>
-            </w:r>
-            <w:r>
-              <w:rPr>
-                <w:rFonts w:ascii="微軟正黑體" w:eastAsia="微軟正黑體" w:hAnsi="微軟正黑體" w:hint="eastAsia"/>
-              </w:rPr>
-              <w:t xml:space="preserve"> </w:t>
-            </w:r>
-            <w:r>
-              <w:rPr>
-                <w:rFonts w:ascii="微軟正黑體" w:eastAsia="微軟正黑體" w:hAnsi="微軟正黑體" w:hint="eastAsia"/>
-              </w:rPr>
-              <w:t>年</w:t>
-            </w:r>
-            <w:r>
-              <w:rPr>
-                <w:rFonts w:ascii="微軟正黑體" w:eastAsia="微軟正黑體" w:hAnsi="微軟正黑體" w:hint="eastAsia"/>
-              </w:rPr>
-              <w:t>0</w:t>
-            </w:r>
-            <w:r>
-              <w:rPr>
-                <w:rFonts w:ascii="微軟正黑體" w:eastAsia="微軟正黑體" w:hAnsi="微軟正黑體" w:hint="eastAsia"/>
-              </w:rPr>
-              <w:t>6</w:t>
-            </w:r>
-            <w:r>
-              <w:rPr>
-                <w:rFonts w:ascii="微軟正黑體" w:eastAsia="微軟正黑體" w:hAnsi="微軟正黑體" w:hint="eastAsia"/>
-              </w:rPr>
-              <w:t>月</w:t>
-            </w:r>
-            <w:r>
-              <w:rPr>
-                <w:rFonts w:ascii="微軟正黑體" w:eastAsia="微軟正黑體" w:hAnsi="微軟正黑體" w:hint="eastAsia"/>
-              </w:rPr>
-              <w:t>0</w:t>
-            </w:r>
-            <w:r>
-              <w:rPr>
-                <w:rFonts w:ascii="微軟正黑體" w:eastAsia="微軟正黑體" w:hAnsi="微軟正黑體" w:hint="eastAsia"/>
-              </w:rPr>
-              <w:t>2</w:t>
-            </w:r>
-            <w:r>
-              <w:rPr>
-                <w:rFonts w:ascii="微軟正黑體" w:eastAsia="微軟正黑體" w:hAnsi="微軟正黑體" w:hint="eastAsia"/>
-              </w:rPr>
-              <w:t>日</w:t>
-            </w:r>
-          </w:p>
-        </w:tc>
-      </w:tr>
-      <w:tr>
-        <w:trPr>
-          <w:trHeight w:val="510"/>
-          <w:jc w:val="center"/>
-        </w:trPr>
-        <w:tc>
-          <w:tcPr>
-            <w:tcW w:w="2835" w:type="dxa"/>
-            <w:vAlign w:val="center"/>
-          </w:tcPr>
-          <w:p>
-            <w:pPr>
-              <w:rPr>
-                <w:rFonts w:ascii="微軟正黑體" w:eastAsia="微軟正黑體" w:hAnsi="微軟正黑體"/>
-              </w:rPr>
-            </w:pPr>
-            <w:r>
-              <w:rPr>
-                <w:rFonts w:ascii="微軟正黑體" w:eastAsia="微軟正黑體" w:hAnsi="微軟正黑體" w:hint="eastAsia"/>
-              </w:rPr>
-              <w:t>請款內容</w:t>
-            </w:r>
-          </w:p>
-        </w:tc>
-        <w:tc>
-          <w:tcPr>
-            <w:tcW w:w="2530" w:type="dxa"/>
-            <w:vAlign w:val="center"/>
-          </w:tcPr>
-          <w:p>
-            <w:pPr>
-              <w:rPr>
-                <w:rFonts w:ascii="微軟正黑體" w:eastAsia="微軟正黑體" w:hAnsi="微軟正黑體"/>
-              </w:rPr>
-            </w:pPr>
-            <w:r>
-              <w:rPr>
-                <w:rFonts w:ascii="微軟正黑體" w:eastAsia="微軟正黑體" w:hAnsi="微軟正黑體" w:hint="eastAsia"/>
-              </w:rPr>
-              <w:t>用途</w:t>
-            </w:r>
-          </w:p>
-        </w:tc>
-        <w:tc>
-          <w:tcPr>
-            <w:tcW w:w="1800" w:type="dxa"/>
-            <w:vAlign w:val="center"/>
-          </w:tcPr>
-          <w:p>
-            <w:pPr>
-              <w:rPr>
-                <w:rFonts w:ascii="微軟正黑體" w:eastAsia="微軟正黑體" w:hAnsi="微軟正黑體"/>
-              </w:rPr>
-            </w:pPr>
-            <w:r>
-              <w:rPr>
-                <w:rFonts w:ascii="微軟正黑體" w:eastAsia="微軟正黑體" w:hAnsi="微軟正黑體" w:hint="eastAsia"/>
-              </w:rPr>
-              <w:t>費用歸屬</w:t>
-            </w:r>
-            <w:r>
-              <w:rPr>
-                <w:rFonts w:ascii="微軟正黑體" w:eastAsia="微軟正黑體" w:hAnsi="微軟正黑體" w:hint="eastAsia"/>
-                <w:sz w:val="20"/>
-                <w:szCs w:val="20"/>
-              </w:rPr>
-              <w:t>（註）</w:t>
-            </w:r>
-          </w:p>
-        </w:tc>
-        <w:tc>
-          <w:tcPr>
-            <w:tcW w:w="1260" w:type="dxa"/>
-            <w:vAlign w:val="center"/>
-          </w:tcPr>
-          <w:p>
-            <w:pPr>
-              <w:rPr>
-                <w:rFonts w:ascii="微軟正黑體" w:eastAsia="微軟正黑體" w:hAnsi="微軟正黑體"/>
-              </w:rPr>
-            </w:pPr>
-            <w:r>
-              <w:rPr>
-                <w:rFonts w:ascii="微軟正黑體" w:eastAsia="微軟正黑體" w:hAnsi="微軟正黑體" w:hint="eastAsia"/>
-              </w:rPr>
-              <w:t>金額</w:t>
-            </w:r>
-          </w:p>
-        </w:tc>
-        <w:tc>
-          <w:tcPr>
-            <w:tcW w:w="1666" w:type="dxa"/>
-            <w:tcBorders>
-              <w:bottom w:val="nil"/>
-            </w:tcBorders>
-            <w:vAlign w:val="center"/>
-          </w:tcPr>
-          <w:p>
-            <w:pPr>
-              <w:rPr>
-                <w:rFonts w:ascii="微軟正黑體" w:eastAsia="微軟正黑體" w:hAnsi="微軟正黑體"/>
-              </w:rPr>
-            </w:pPr>
-            <w:r>
-              <w:rPr>
-                <w:rFonts w:ascii="微軟正黑體" w:eastAsia="微軟正黑體" w:hAnsi="微軟正黑體" w:hint="eastAsia"/>
-              </w:rPr>
-              <w:t>部門主管：</w:t>
-            </w:r>
-          </w:p>
-        </w:tc>
-      </w:tr>
-      <w:tr>
-        <w:trPr>
-          <w:trHeight w:val="510"/>
-          <w:jc w:val="center"/>
-        </w:trPr>
-        <w:tc>
-          <w:tcPr>
-            <w:tcW w:w="2835" w:type="dxa"/>
-          </w:tcPr>
-          <w:p>
-            <w:pPr>
-              <w:jc w:val="center"/>
-              <w:rPr>
-                <w:rFonts w:ascii="微軟正黑體" w:eastAsia="微軟正黑體" w:hAnsi="微軟正黑體"/>
-              </w:rPr>
-            </w:pPr>
-            <w:r>
-              <w:rPr>
-                <w:rFonts w:ascii="微軟正黑體" w:eastAsia="微軟正黑體" w:hAnsi="微軟正黑體"/>
-              </w:rPr>
-              <w:t>{#items}{name}(油資</w:t>
-            </w:r>
-            <w:r>
-              <w:rPr>
-                <w:rFonts w:ascii="微軟正黑體" w:eastAsia="微軟正黑體" w:hAnsi="微軟正黑體" w:hint="eastAsia"/>
-              </w:rPr>
-              <w:t>補</w:t>
-            </w:r>
-            <w:r>
-              <w:rPr>
-                <w:rFonts w:ascii="微軟正黑體" w:eastAsia="微軟正黑體" w:hAnsi="微軟正黑體"/>
-              </w:rPr>
-              <w:t>貼)</w:t>
-            </w:r>
-          </w:p>
-        </w:tc>
-        <w:tc>
-          <w:tcPr>
-            <w:tcW w:w="2530" w:type="dxa"/>
-          </w:tcPr>
-          <w:p>
-            <w:pPr>
-              <w:rPr>
-                <w:rFonts w:ascii="微軟正黑體" w:eastAsia="微軟正黑體" w:hAnsi="微軟正黑體"/>
-              </w:rPr>
-            </w:pPr>
-            <w:r>
-              <w:rPr>
-                <w:rFonts w:ascii="微軟正黑體" w:eastAsia="微軟正黑體" w:hAnsi="微軟正黑體" w:hint="eastAsia"/>
-              </w:rPr>
-              <w:t>至屏廠驗料</w:t>
-            </w:r>
-          </w:p>
-        </w:tc>
-        <w:tc>
-          <w:tcPr>
-            <w:tcW w:w="1800" w:type="dxa"/>
-          </w:tcPr>
-          <w:p>
-            <w:pPr>
-              <w:rPr>
-                <w:rFonts w:ascii="微軟正黑體" w:eastAsia="微軟正黑體" w:hAnsi="微軟正黑體"/>
-              </w:rPr>
-            </w:pPr>
-            <w:r>
-              <w:rPr>
-                <w:rFonts w:ascii="微軟正黑體" w:eastAsia="微軟正黑體" w:hAnsi="微軟正黑體" w:hint="eastAsia"/>
-              </w:rPr>
-              <w:t>品保課</w:t>
-            </w:r>
-          </w:p>
-        </w:tc>
-        <w:tc>
-          <w:tcPr>
-            <w:tcW w:w="1260" w:type="dxa"/>
-          </w:tcPr>
-          <w:p>
-            <w:pPr>
-              <w:rPr>
-                <w:rFonts w:ascii="微軟正黑體" w:eastAsia="微軟正黑體" w:hAnsi="微軟正黑體"/>
-                <w:b/>
-                <w:bCs/>
-                <w:sz w:val="28"/>
-                <w:szCs w:val="28"/>
-              </w:rPr>
-            </w:pPr>
-            <w:r>
-              <w:rPr>
-                <w:rFonts w:ascii="微軟正黑體" w:eastAsia="微軟正黑體" w:hAnsi="微軟正黑體"/>
-                <w:b/>
-                <w:bCs/>
-                <w:sz w:val="28"/>
-                <w:szCs w:val="28"/>
-              </w:rPr>
-              <w:t>{amount}{/items}</w:t>
-            </w:r>
-          </w:p>
-        </w:tc>
-        <w:tc>
-          <w:tcPr>
-            <w:tcW w:w="1666" w:type="dxa"/>
-            <w:tcBorders>
-              <w:top w:val="nil"/>
-              <w:bottom w:val="single" w:sz="4" w:space="0" w:color="auto"/>
-            </w:tcBorders>
-          </w:tcPr>
-          <w:p>
-            <w:pPr>
-              <w:rPr>
-                <w:rFonts w:ascii="微軟正黑體" w:eastAsia="微軟正黑體" w:hAnsi="微軟正黑體"/>
-              </w:rPr>
-            </w:pPr>
-          </w:p>
-        </w:tc>
-      </w:tr>
-      <w:tr>
-        <w:trPr>
-          <w:trHeight w:val="510"/>
-          <w:jc w:val="center"/>
-        </w:trPr>
-        <w:tc>
-          <w:tcPr>
-            <w:tcW w:w="2835" w:type="dxa"/>
-          </w:tcPr>
-          <w:p>
-            <w:pPr>
-              <w:jc w:val="center"/>
-              <w:rPr>
-                <w:rFonts w:ascii="微軟正黑體" w:eastAsia="微軟正黑體" w:hAnsi="微軟正黑體"/>
-                <w:sz w:val="28"/>
-                <w:szCs w:val="28"/>
-              </w:rPr>
-            </w:pPr>
-          </w:p>
-        </w:tc>
-        <w:tc>
-          <w:tcPr>
-            <w:tcW w:w="2530" w:type="dxa"/>
-          </w:tcPr>
-          <w:p>
-            <w:pPr>
-              <w:rPr>
-                <w:rFonts w:ascii="微軟正黑體" w:eastAsia="微軟正黑體" w:hAnsi="微軟正黑體" w:hint="eastAsia"/>
-              </w:rPr>
-            </w:pPr>
-          </w:p>
-        </w:tc>
-        <w:tc>
-          <w:tcPr>
-            <w:tcW w:w="1800" w:type="dxa"/>
-          </w:tcPr>
-          <w:p>
-            <w:pPr>
-              <w:rPr>
-                <w:rFonts w:ascii="微軟正黑體" w:eastAsia="微軟正黑體" w:hAnsi="微軟正黑體" w:hint="eastAsia"/>
-              </w:rPr>
-            </w:pPr>
-          </w:p>
-        </w:tc>
-        <w:tc>
-          <w:tcPr>
-            <w:tcW w:w="1260" w:type="dxa"/>
-          </w:tcPr>
-          <w:p>
-            <w:pPr>
-              <w:rPr>
-                <w:rFonts w:ascii="微軟正黑體" w:eastAsia="微軟正黑體" w:hAnsi="微軟正黑體" w:hint="eastAsia"/>
-                <w:b/>
-                <w:bCs/>
-                <w:sz w:val="28"/>
-                <w:szCs w:val="28"/>
-              </w:rPr>
-            </w:pPr>
-          </w:p>
-        </w:tc>
-        <w:tc>
-          <w:tcPr>
-            <w:tcW w:w="1666" w:type="dxa"/>
-            <w:vMerge w:val="restart"/>
-          </w:tcPr>
-          <w:p>
-            <w:pPr>
-              <w:rPr>
-                <w:rFonts w:ascii="微軟正黑體" w:eastAsia="微軟正黑體" w:hAnsi="微軟正黑體"/>
-              </w:rPr>
-            </w:pPr>
-          </w:p>
-        </w:tc>
-      </w:tr>
-      <w:tr>
-        <w:trPr>
-          <w:trHeight w:val="510"/>
-          <w:jc w:val="center"/>
-        </w:trPr>
-        <w:tc>
-          <w:tcPr>
-            <w:tcW w:w="2835" w:type="dxa"/>
-          </w:tcPr>
-          <w:p>
-            <w:pPr>
-              <w:jc w:val="center"/>
-              <w:rPr>
-                <w:rFonts w:ascii="微軟正黑體" w:eastAsia="微軟正黑體" w:hAnsi="微軟正黑體"/>
-                <w:sz w:val="28"/>
-                <w:szCs w:val="28"/>
-              </w:rPr>
-            </w:pPr>
-          </w:p>
-        </w:tc>
-        <w:tc>
-          <w:tcPr>
-            <w:tcW w:w="2530" w:type="dxa"/>
-          </w:tcPr>
-          <w:p>
-            <w:pPr>
-              <w:rPr>
-                <w:rFonts w:ascii="微軟正黑體" w:eastAsia="微軟正黑體" w:hAnsi="微軟正黑體"/>
-              </w:rPr>
-            </w:pPr>
-          </w:p>
-        </w:tc>
-        <w:tc>
-          <w:tcPr>
-            <w:tcW w:w="1800" w:type="dxa"/>
-          </w:tcPr>
-          <w:p>
-            <w:pPr>
-              <w:rPr>
-                <w:rFonts w:ascii="微軟正黑體" w:eastAsia="微軟正黑體" w:hAnsi="微軟正黑體"/>
-              </w:rPr>
-            </w:pPr>
-          </w:p>
-        </w:tc>
-        <w:tc>
-          <w:tcPr>
-            <w:tcW w:w="1260" w:type="dxa"/>
-          </w:tcPr>
-          <w:p>
-            <w:pPr>
-              <w:rPr>
-                <w:rFonts w:ascii="微軟正黑體" w:eastAsia="微軟正黑體" w:hAnsi="微軟正黑體"/>
-                <w:b/>
-                <w:bCs/>
-                <w:sz w:val="28"/>
-                <w:szCs w:val="28"/>
-              </w:rPr>
-            </w:pPr>
-          </w:p>
-        </w:tc>
-        <w:tc>
-          <w:tcPr>
-            <w:tcW w:w="1666" w:type="dxa"/>
-            <w:vMerge/>
-          </w:tcPr>
-          <w:p>
-            <w:pPr>
-              <w:rPr>
-                <w:rFonts w:ascii="微軟正黑體" w:eastAsia="微軟正黑體" w:hAnsi="微軟正黑體"/>
-              </w:rPr>
-            </w:pPr>
-          </w:p>
-        </w:tc>
-      </w:tr>
-      <w:tr>
-        <w:trPr>
-          <w:trHeight w:hRule="exact" w:val="637"/>
-          <w:jc w:val="center"/>
-        </w:trPr>
-        <w:tc>
-          <w:tcPr>
-            <w:tcW w:w="2835" w:type="dxa"/>
-          </w:tcPr>
-          <w:p>
-            <w:pPr>
-              <w:jc w:val="center"/>
-              <w:rPr>
-                <w:rFonts w:ascii="微軟正黑體" w:eastAsia="微軟正黑體" w:hAnsi="微軟正黑體"/>
-              </w:rPr>
-            </w:pPr>
-          </w:p>
-        </w:tc>
-        <w:tc>
-          <w:tcPr>
-            <w:tcW w:w="2530" w:type="dxa"/>
-          </w:tcPr>
-          <w:p>
-            <w:pPr>
-              <w:rPr>
-                <w:rFonts w:ascii="微軟正黑體" w:eastAsia="微軟正黑體" w:hAnsi="微軟正黑體"/>
-              </w:rPr>
-            </w:pPr>
-          </w:p>
-        </w:tc>
-        <w:tc>
-          <w:tcPr>
-            <w:tcW w:w="1800" w:type="dxa"/>
-          </w:tcPr>
-          <w:p>
-            <w:pPr>
-              <w:rPr>
-                <w:rFonts w:ascii="微軟正黑體" w:eastAsia="微軟正黑體" w:hAnsi="微軟正黑體"/>
-              </w:rPr>
-            </w:pPr>
-          </w:p>
-        </w:tc>
-        <w:tc>
-          <w:tcPr>
-            <w:tcW w:w="1260" w:type="dxa"/>
-          </w:tcPr>
-          <w:p>
-            <w:pPr>
-              <w:rPr>
-                <w:rFonts w:ascii="微軟正黑體" w:eastAsia="微軟正黑體" w:hAnsi="微軟正黑體"/>
-                <w:b/>
-                <w:bCs/>
-                <w:sz w:val="28"/>
-                <w:szCs w:val="28"/>
-              </w:rPr>
-            </w:pPr>
-          </w:p>
-        </w:tc>
-        <w:tc>
-          <w:tcPr>
-            <w:tcW w:w="1666" w:type="dxa"/>
-            <w:vMerge/>
-            <w:tcBorders>
-              <w:bottom w:val="nil"/>
-            </w:tcBorders>
-          </w:tcPr>
-          <w:p>
-            <w:pPr>
-              <w:rPr>
-                <w:rFonts w:ascii="微軟正黑體" w:eastAsia="微軟正黑體" w:hAnsi="微軟正黑體"/>
-              </w:rPr>
-            </w:pPr>
-          </w:p>
-        </w:tc>
-      </w:tr>
-      <w:tr>
-        <w:trPr>
-          <w:trHeight w:val="510"/>
-          <w:jc w:val="center"/>
-        </w:trPr>
-        <w:tc>
-          <w:tcPr>
-            <w:tcW w:w="2835" w:type="dxa"/>
-          </w:tcPr>
-          <w:p>
-            <w:pPr>
-              <w:jc w:val="center"/>
-              <w:rPr>
-                <w:rFonts w:ascii="微軟正黑體" w:eastAsia="微軟正黑體" w:hAnsi="微軟正黑體"/>
-              </w:rPr>
-            </w:pPr>
-          </w:p>
-        </w:tc>
-        <w:tc>
-          <w:tcPr>
-            <w:tcW w:w="2530" w:type="dxa"/>
-          </w:tcPr>
-          <w:p>
-            <w:pPr>
-              <w:rPr>
-                <w:rFonts w:ascii="微軟正黑體" w:eastAsia="微軟正黑體" w:hAnsi="微軟正黑體"/>
-              </w:rPr>
-            </w:pPr>
-          </w:p>
-        </w:tc>
-        <w:tc>
-          <w:tcPr>
-            <w:tcW w:w="1800" w:type="dxa"/>
-          </w:tcPr>
-          <w:p>
-            <w:pPr>
-              <w:rPr>
-                <w:rFonts w:ascii="微軟正黑體" w:eastAsia="微軟正黑體" w:hAnsi="微軟正黑體"/>
-              </w:rPr>
-            </w:pPr>
-          </w:p>
-        </w:tc>
-        <w:tc>
-          <w:tcPr>
-            <w:tcW w:w="1260" w:type="dxa"/>
-          </w:tcPr>
-          <w:p>
-            <w:pPr>
-              <w:rPr>
-                <w:rFonts w:ascii="微軟正黑體" w:eastAsia="微軟正黑體" w:hAnsi="微軟正黑體"/>
-                <w:b/>
-                <w:bCs/>
-                <w:sz w:val="28"/>
-                <w:szCs w:val="28"/>
-              </w:rPr>
-            </w:pPr>
-          </w:p>
-        </w:tc>
-        <w:tc>
-          <w:tcPr>
-            <w:tcW w:w="1666" w:type="dxa"/>
-            <w:tcBorders>
-              <w:bottom w:val="nil"/>
-            </w:tcBorders>
-          </w:tcPr>
-          <w:p>
-            <w:pPr>
-              <w:rPr>
-                <w:rFonts w:ascii="微軟正黑體" w:eastAsia="微軟正黑體" w:hAnsi="微軟正黑體"/>
-              </w:rPr>
-            </w:pPr>
-            <w:r>
-              <w:rPr>
-                <w:rFonts w:ascii="微軟正黑體" w:eastAsia="微軟正黑體" w:hAnsi="微軟正黑體" w:hint="eastAsia"/>
-              </w:rPr>
-              <w:t>申請人：</w:t>
-            </w:r>
-          </w:p>
-        </w:tc>
-      </w:tr>
-      <w:tr>
-        <w:trPr>
-          <w:trHeight w:val="510"/>
-          <w:jc w:val="center"/>
-        </w:trPr>
-        <w:tc>
-          <w:tcPr>
-            <w:tcW w:w="2835" w:type="dxa"/>
-          </w:tcPr>
-          <w:p>
-            <w:pPr>
-              <w:jc w:val="center"/>
-              <w:rPr>
-                <w:rFonts w:ascii="微軟正黑體" w:eastAsia="微軟正黑體" w:hAnsi="微軟正黑體"/>
-              </w:rPr>
-            </w:pPr>
-          </w:p>
-        </w:tc>
-        <w:tc>
-          <w:tcPr>
-            <w:tcW w:w="2530" w:type="dxa"/>
-          </w:tcPr>
-          <w:p>
-            <w:pPr>
-              <w:rPr>
-                <w:rFonts w:ascii="微軟正黑體" w:eastAsia="微軟正黑體" w:hAnsi="微軟正黑體"/>
-              </w:rPr>
-            </w:pPr>
-          </w:p>
-        </w:tc>
-        <w:tc>
-          <w:tcPr>
-            <w:tcW w:w="1800" w:type="dxa"/>
-          </w:tcPr>
-          <w:p>
-            <w:pPr>
-              <w:rPr>
-                <w:rFonts w:ascii="微軟正黑體" w:eastAsia="微軟正黑體" w:hAnsi="微軟正黑體"/>
-              </w:rPr>
-            </w:pPr>
-          </w:p>
-        </w:tc>
-        <w:tc>
-          <w:tcPr>
-            <w:tcW w:w="1260" w:type="dxa"/>
-          </w:tcPr>
-          <w:p>
-            <w:pPr>
-              <w:rPr>
-                <w:rFonts w:ascii="微軟正黑體" w:eastAsia="微軟正黑體" w:hAnsi="微軟正黑體"/>
-                <w:b/>
-                <w:bCs/>
-                <w:sz w:val="28"/>
-                <w:szCs w:val="28"/>
-              </w:rPr>
-            </w:pPr>
-          </w:p>
-        </w:tc>
-        <w:tc>
-          <w:tcPr>
-            <w:tcW w:w="1666" w:type="dxa"/>
-            <w:vMerge w:val="restart"/>
-          </w:tcPr>
-          <w:p>
-            <w:pPr>
-              <w:rPr>
-                <w:rFonts w:ascii="微軟正黑體" w:eastAsia="微軟正黑體" w:hAnsi="微軟正黑體"/>
-              </w:rPr>
-            </w:pPr>
-          </w:p>
-        </w:tc>
-      </w:tr>
-      <w:tr>
-        <w:trPr>
-          <w:trHeight w:val="510"/>
-          <w:jc w:val="center"/>
-        </w:trPr>
-        <w:tc>
-          <w:tcPr>
-            <w:tcW w:w="2835" w:type="dxa"/>
-          </w:tcPr>
-          <w:p>
-            <w:pPr>
-              <w:jc w:val="center"/>
-              <w:rPr>
-                <w:rFonts w:ascii="微軟正黑體" w:eastAsia="微軟正黑體" w:hAnsi="微軟正黑體"/>
-              </w:rPr>
-            </w:pPr>
-          </w:p>
-        </w:tc>
-        <w:tc>
-          <w:tcPr>
-            <w:tcW w:w="2530" w:type="dxa"/>
-          </w:tcPr>
-          <w:p>
-            <w:pPr>
-              <w:rPr>
-                <w:rFonts w:ascii="微軟正黑體" w:eastAsia="微軟正黑體" w:hAnsi="微軟正黑體"/>
-              </w:rPr>
-            </w:pPr>
-          </w:p>
-        </w:tc>
-        <w:tc>
-          <w:tcPr>
-            <w:tcW w:w="1800" w:type="dxa"/>
-          </w:tcPr>
-          <w:p>
-            <w:pPr>
-              <w:rPr>
-                <w:rFonts w:ascii="微軟正黑體" w:eastAsia="微軟正黑體" w:hAnsi="微軟正黑體"/>
-              </w:rPr>
-            </w:pPr>
-          </w:p>
-        </w:tc>
-        <w:tc>
-          <w:tcPr>
-            <w:tcW w:w="1260" w:type="dxa"/>
-          </w:tcPr>
-          <w:p>
-            <w:pPr>
-              <w:rPr>
-                <w:rFonts w:ascii="微軟正黑體" w:eastAsia="微軟正黑體" w:hAnsi="微軟正黑體"/>
-                <w:b/>
-                <w:bCs/>
-                <w:sz w:val="28"/>
-                <w:szCs w:val="28"/>
-              </w:rPr>
-            </w:pPr>
-          </w:p>
-        </w:tc>
-        <w:tc>
-          <w:tcPr>
-            <w:tcW w:w="1666" w:type="dxa"/>
-            <w:vMerge/>
-          </w:tcPr>
-          <w:p>
-            <w:pPr>
-              <w:rPr>
-                <w:rFonts w:ascii="微軟正黑體" w:eastAsia="微軟正黑體" w:hAnsi="微軟正黑體"/>
-              </w:rPr>
-            </w:pPr>
-          </w:p>
-        </w:tc>
-      </w:tr>
-      <w:tr>
-        <w:trPr>
-          <w:trHeight w:val="510"/>
-          <w:jc w:val="center"/>
-        </w:trPr>
-        <w:tc>
-          <w:tcPr>
-            <w:tcW w:w="5365" w:type="dxa"/>
-            <w:gridSpan w:val="2"/>
-            <w:tcBorders>
-              <w:bottom w:val="single" w:sz="4" w:space="0" w:color="auto"/>
-            </w:tcBorders>
-            <w:vAlign w:val="center"/>
-          </w:tcPr>
-          <w:p>
-            <w:pPr>
-              <w:rPr>
-                <w:rFonts w:ascii="微軟正黑體" w:eastAsia="微軟正黑體" w:hAnsi="微軟正黑體"/>
-              </w:rPr>
-            </w:pPr>
-            <w:r>
-              <w:rPr>
-                <w:rFonts w:ascii="微軟正黑體" w:eastAsia="微軟正黑體" w:hAnsi="微軟正黑體" w:hint="eastAsia"/>
-              </w:rPr>
-              <w:t>領款簽收：               簽收日期：</w:t>
-            </w:r>
-          </w:p>
-        </w:tc>
-        <w:tc>
-          <w:tcPr>
-            <w:tcW w:w="1800" w:type="dxa"/>
-            <w:tcBorders>
-              <w:bottom w:val="single" w:sz="4" w:space="0" w:color="auto"/>
-            </w:tcBorders>
-            <w:vAlign w:val="center"/>
-          </w:tcPr>
-          <w:p>
-            <w:pPr>
-              <w:rPr>
-                <w:rFonts w:ascii="微軟正黑體" w:eastAsia="微軟正黑體" w:hAnsi="微軟正黑體"/>
-              </w:rPr>
-            </w:pPr>
-            <w:r>
-              <w:rPr>
-                <w:rFonts w:ascii="微軟正黑體" w:eastAsia="微軟正黑體" w:hAnsi="微軟正黑體" w:hint="eastAsia"/>
-              </w:rPr>
-              <w:t>請款金額合計</w:t>
-            </w:r>
-          </w:p>
-        </w:tc>
-        <w:tc>
-          <w:tcPr>
-            <w:tcW w:w="1260" w:type="dxa"/>
-            <w:tcBorders>
-              <w:bottom w:val="single" w:sz="4" w:space="0" w:color="auto"/>
-            </w:tcBorders>
-          </w:tcPr>
-          <w:p>
-            <w:pPr>
-              <w:rPr>
-                <w:rFonts w:ascii="微軟正黑體" w:eastAsia="微軟正黑體" w:hAnsi="微軟正黑體"/>
-                <w:b/>
-                <w:bCs/>
-                <w:sz w:val="28"/>
-                <w:szCs w:val="28"/>
-              </w:rPr>
-            </w:pPr>
-            <w:r>
-              <w:rPr>
-                <w:rFonts w:ascii="微軟正黑體" w:eastAsia="微軟正黑體" w:hAnsi="微軟正黑體" w:hint="eastAsia"/>
-                <w:b/>
-                <w:bCs/>
-                <w:sz w:val="28"/>
-                <w:szCs w:val="28"/>
-              </w:rPr>
-              <w:t>$</w:t>
-            </w:r>
-          </w:p>
-        </w:tc>
-        <w:tc>
-          <w:tcPr>
-            <w:tcW w:w="1666" w:type="dxa"/>
-            <w:vMerge/>
-            <w:tcBorders>
-              <w:bottom w:val="single" w:sz="4" w:space="0" w:color="auto"/>
-            </w:tcBorders>
-          </w:tcPr>
-          <w:p>
-            <w:pPr>
-              <w:rPr>
-                <w:rFonts w:ascii="微軟正黑體" w:eastAsia="微軟正黑體" w:hAnsi="微軟正黑體"/>
-              </w:rPr>
-            </w:pPr>
-          </w:p>
-        </w:tc>
-      </w:tr>
-    </w:tbl>
-    <w:p>
-      <w:pPr>
-        <w:spacing w:line="280" w:lineRule="exact"/>
-        <w:ind w:firstLineChars="250" w:firstLine="500"/>
-        <w:rPr>
-          <w:rFonts w:ascii="微軟正黑體" w:eastAsia="微軟正黑體" w:hAnsi="微軟正黑體"/>
-        </w:rPr>
-      </w:pPr>
-      <w:r>
-        <w:rPr>
-          <w:rFonts w:ascii="微軟正黑體" w:eastAsia="微軟正黑體" w:hAnsi="微軟正黑體" w:hint="eastAsia"/>
-          <w:sz w:val="20"/>
-          <w:szCs w:val="20"/>
-        </w:rPr>
-        <w:t>註：請填入</w:t>
-      </w:r>
-      <w:r>
-        <w:rPr>
-          <w:rFonts w:ascii="微軟正黑體" w:eastAsia="微軟正黑體" w:hAnsi="微軟正黑體" w:hint="eastAsia"/>
-          <w:sz w:val="20"/>
-          <w:szCs w:val="20"/>
-        </w:rPr>
-        <w:t>部門</w:t>
-      </w:r>
-      <w:r>
-        <w:rPr>
-          <w:rFonts w:ascii="微軟正黑體" w:eastAsia="微軟正黑體" w:hAnsi="微軟正黑體" w:hint="eastAsia"/>
-          <w:sz w:val="20"/>
-          <w:szCs w:val="20"/>
-        </w:rPr>
-        <w:t>(課)</w:t>
-      </w:r>
-      <w:r>
-        <w:rPr>
-          <w:rFonts w:ascii="微軟正黑體" w:eastAsia="微軟正黑體" w:hAnsi="微軟正黑體" w:hint="eastAsia"/>
-          <w:sz w:val="20"/>
-          <w:szCs w:val="20"/>
-        </w:rPr>
-        <w:t>別</w:t>
-      </w:r>
-      <w:r>
-        <w:rPr>
-          <w:rFonts w:ascii="微軟正黑體" w:eastAsia="微軟正黑體" w:hAnsi="微軟正黑體" w:hint="eastAsia"/>
-          <w:sz w:val="20"/>
-          <w:szCs w:val="20"/>
-        </w:rPr>
-        <w:t xml:space="preserve">                    </w:t>
-      </w:r>
-    </w:p>
-    <w:p>
-      <w:pPr>
-        <w:spacing w:line="280" w:lineRule="exact"/>
-        <w:ind w:leftChars="150" w:left="360"/>
-        <w:rPr>
-          <w:sz w:val="20"/>
-          <w:szCs w:val="20"/>
-        </w:rPr>
-      </w:pPr>
-    </w:p>
-    <w:p>
-      <w:pPr>
-        <w:spacing w:line="280" w:lineRule="exact"/>
-        <w:ind w:leftChars="150" w:left="360"/>
-        <w:rPr>
-          <w:sz w:val="20"/>
-          <w:szCs w:val="20"/>
-        </w:rPr>
-      </w:pPr>
-    </w:p>
-    <w:p>
-      <w:pPr>
-        <w:spacing w:line="280" w:lineRule="exact"/>
-        <w:ind w:leftChars="150" w:left="360"/>
-        <w:rPr>
-          <w:sz w:val="20"/>
-          <w:szCs w:val="20"/>
-        </w:rPr>
-      </w:pPr>
-    </w:p>
-    <w:p>
-      <w:pPr>
-        <w:spacing w:line="280" w:lineRule="exact"/>
-        <w:ind w:leftChars="150" w:left="360"/>
-        <w:rPr>
-          <w:sz w:val="20"/>
-          <w:szCs w:val="20"/>
-        </w:rPr>
-      </w:pPr>
-    </w:p>
-    <w:p>
-      <w:pPr>
-        <w:spacing w:line="280" w:lineRule="exact"/>
-        <w:ind w:leftChars="150" w:left="360"/>
-        <w:rPr>
-          <w:sz w:val="20"/>
-          <w:szCs w:val="20"/>
-        </w:rPr>
-      </w:pPr>
-    </w:p>
-    <w:p>
-      <w:pPr>
-        <w:spacing w:line="280" w:lineRule="exact"/>
-        <w:ind w:leftChars="150" w:left="360"/>
-        <w:rPr>
-          <w:sz w:val="20"/>
-          <w:szCs w:val="20"/>
-        </w:rPr>
-      </w:pPr>
-    </w:p>
-    <w:p>
-      <w:pPr>
-        <w:spacing w:line="280" w:lineRule="exact"/>
-        <w:ind w:leftChars="150" w:left="360"/>
-        <w:rPr>
-          <w:sz w:val="20"/>
-          <w:szCs w:val="20"/>
-        </w:rPr>
-      </w:pPr>
-    </w:p>
-    <w:p>
-      <w:pPr>
-        <w:spacing w:line="280" w:lineRule="exact"/>
-        <w:ind w:leftChars="150" w:left="360"/>
-        <w:rPr>
-          <w:sz w:val="20"/>
-          <w:szCs w:val="20"/>
-        </w:rPr>
-      </w:pPr>
-    </w:p>
-    <w:p>
-      <w:pPr>
-        <w:spacing w:line="280" w:lineRule="exact"/>
-        <w:ind w:leftChars="150" w:left="360"/>
-        <w:rPr>
-          <w:sz w:val="20"/>
-          <w:szCs w:val="20"/>
-        </w:rPr>
-      </w:pPr>
-    </w:p>
-    <w:p>
-      <w:pPr>
-        <w:spacing w:line="280" w:lineRule="exact"/>
-        <w:ind w:leftChars="150" w:left="360"/>
-        <w:rPr>
-          <w:sz w:val="20"/>
-          <w:szCs w:val="20"/>
-        </w:rPr>
-      </w:pPr>
-    </w:p>
-    <w:p>
-      <w:pPr>
-        <w:spacing w:line="280" w:lineRule="exact"/>
-        <w:ind w:leftChars="150" w:left="360"/>
-        <w:rPr>
-          <w:sz w:val="20"/>
-          <w:szCs w:val="20"/>
-        </w:rPr>
-      </w:pPr>
-    </w:p>
-    <w:p>
-      <w:pPr>
-        <w:spacing w:line="280" w:lineRule="exact"/>
-        <w:ind w:leftChars="150" w:left="360"/>
-        <w:rPr>
-          <w:sz w:val="20"/>
-          <w:szCs w:val="20"/>
-        </w:rPr>
-      </w:pPr>
-    </w:p>
-    <w:p>
-      <w:pPr>
-        <w:spacing w:line="280" w:lineRule="exact"/>
-        <w:ind w:leftChars="150" w:left="360"/>
-        <w:rPr>
-          <w:sz w:val="20"/>
-          <w:szCs w:val="20"/>
-        </w:rPr>
-      </w:pPr>
-    </w:p>
-    <w:p>
-      <w:pPr>
-        <w:spacing w:line="280" w:lineRule="exact"/>
-        <w:ind w:leftChars="150" w:left="360"/>
-        <w:rPr>
-          <w:sz w:val="20"/>
-          <w:szCs w:val="20"/>
-        </w:rPr>
-      </w:pPr>
-    </w:p>
-    <w:p>
-      <w:pPr>
-        <w:spacing w:line="280" w:lineRule="exact"/>
-        <w:ind w:leftChars="150" w:left="360"/>
-        <w:rPr>
-          <w:sz w:val="20"/>
-          <w:szCs w:val="20"/>
-        </w:rPr>
-      </w:pPr>
-    </w:p>
-    <w:p>
-      <w:pPr>
-        <w:spacing w:line="280" w:lineRule="exact"/>
-        <w:ind w:leftChars="150" w:left="360"/>
-        <w:rPr>
-          <w:sz w:val="20"/>
-          <w:szCs w:val="20"/>
-        </w:rPr>
-      </w:pPr>
-    </w:p>
-    <w:p>
-      <w:pPr>
-        <w:spacing w:line="280" w:lineRule="exact"/>
-        <w:ind w:leftChars="150" w:left="360"/>
-        <w:rPr>
-          <w:sz w:val="20"/>
-          <w:szCs w:val="20"/>
-        </w:rPr>
-      </w:pPr>
-    </w:p>
-    <w:p>
-      <w:pPr>
-        <w:spacing w:line="280" w:lineRule="exact"/>
-        <w:ind w:leftChars="150" w:left="360"/>
-        <w:rPr>
-          <w:sz w:val="20"/>
-          <w:szCs w:val="20"/>
-        </w:rPr>
-      </w:pPr>
-    </w:p>
-    <w:p>
-      <w:pPr>
-        <w:spacing w:line="280" w:lineRule="exact"/>
-        <w:ind w:leftChars="150" w:left="360"/>
-        <w:rPr>
-          <w:sz w:val="20"/>
-          <w:szCs w:val="20"/>
-        </w:rPr>
-      </w:pPr>
-    </w:p>
-    <w:p>
-      <w:pPr>
-        <w:spacing w:line="280" w:lineRule="exact"/>
-        <w:ind w:leftChars="150" w:left="360"/>
-        <w:rPr>
-          <w:sz w:val="20"/>
-          <w:szCs w:val="20"/>
-        </w:rPr>
-      </w:pPr>
-    </w:p>
-    <w:p>
-      <w:pPr>
-        <w:spacing w:line="280" w:lineRule="exact"/>
-        <w:ind w:leftChars="150" w:left="360"/>
-        <w:rPr>
-          <w:sz w:val="20"/>
-          <w:szCs w:val="20"/>
-        </w:rPr>
-      </w:pPr>
-    </w:p>
-    <w:p>
-      <w:pPr>
-        <w:spacing w:line="280" w:lineRule="exact"/>
-        <w:ind w:leftChars="150" w:left="360"/>
-        <w:rPr>
-          <w:sz w:val="20"/>
-          <w:szCs w:val="20"/>
-        </w:rPr>
-      </w:pPr>
-    </w:p>
-    <w:p>
-      <w:pPr>
-        <w:spacing w:line="280" w:lineRule="exact"/>
-        <w:ind w:leftChars="150" w:left="360"/>
-        <w:rPr>
-          <w:sz w:val="20"/>
-          <w:szCs w:val="20"/>
-        </w:rPr>
-      </w:pPr>
-    </w:p>
-    <w:p>
-      <w:pPr>
-        <w:spacing w:line="280" w:lineRule="exact"/>
-        <w:ind w:leftChars="150" w:left="360"/>
-        <w:rPr>
-          <w:sz w:val="20"/>
-          <w:szCs w:val="20"/>
-        </w:rPr>
-      </w:pPr>
-    </w:p>
-    <w:p>
-      <w:pPr>
-        <w:spacing w:line="280" w:lineRule="exact"/>
-        <w:ind w:leftChars="150" w:left="360"/>
-        <w:rPr>
-          <w:sz w:val="20"/>
-          <w:szCs w:val="20"/>
-        </w:rPr>
-      </w:pPr>
-    </w:p>
-    <w:p>
-      <w:pPr>
-        <w:spacing w:line="280" w:lineRule="exact"/>
-        <w:ind w:leftChars="150" w:left="360"/>
-        <w:rPr>
-          <w:sz w:val="20"/>
-          <w:szCs w:val="20"/>
-        </w:rPr>
-      </w:pPr>
-    </w:p>
-    <w:p>
-      <w:pPr>
-        <w:spacing w:line="280" w:lineRule="exact"/>
-        <w:ind w:leftChars="150" w:left="360"/>
-        <w:rPr>
-          <w:sz w:val="20"/>
-          <w:szCs w:val="20"/>
-        </w:rPr>
-      </w:pPr>
-    </w:p>
-    <w:p>
-      <w:pPr>
-        <w:spacing w:line="280" w:lineRule="exact"/>
-        <w:rPr>
-          <w:sz w:val="20"/>
-          <w:szCs w:val="20"/>
-        </w:rPr>
-      </w:pPr>
-    </w:p>
-    <w:tbl>
-      <w:tblPr>
-        <w:tblW w:w="0" w:type="auto"/>
+        <w:tblW w:w="10520" w:type="dxa"/>
         <w:tblInd w:w="360" w:type="dxa"/>
         <w:tblBorders>
           <w:top w:val="single" w:sz="4" w:space="0" w:color="auto"/>
@@ -1305,16 +25,16 @@
         <w:tblLook w:val="04A0" w:firstRow="1" w:lastRow="0" w:firstColumn="1" w:lastColumn="0" w:noHBand="0" w:noVBand="1"/>
       </w:tblPr>
       <w:tblGrid>
-        <w:gridCol w:w="5212"/>
-        <w:gridCol w:w="5416"/>
+        <w:gridCol w:w="5159"/>
+        <w:gridCol w:w="5361"/>
       </w:tblGrid>
       <w:tr>
         <w:trPr>
-          <w:trHeight w:val="1701"/>
+          <w:trHeight w:val="2331"/>
         </w:trPr>
         <w:tc>
           <w:tcPr>
-            <w:tcW w:w="5212" w:type="dxa"/>
+            <w:tcW w:w="5159" w:type="dxa"/>
             <w:tcBorders>
               <w:bottom w:val="single" w:sz="4" w:space="0" w:color="auto"/>
             </w:tcBorders>
@@ -1574,17 +294,224 @@
         </w:tc>
         <w:tc>
           <w:tcPr>
-            <w:tcW w:w="5416" w:type="dxa"/>
+            <w:tcW w:w="5361" w:type="dxa"/>
             <w:vMerge w:val="restart"/>
           </w:tcPr>
           <w:p>
             <w:pPr>
               <w:spacing w:line="280" w:lineRule="exact"/>
               <w:rPr>
-                <w:sz w:val="20"/>
-                <w:szCs w:val="20"/>
-              </w:rPr>
-            </w:pPr>
+                <w:b/>
+                <w:bCs/>
+                <w:sz w:val="20"/>
+                <w:szCs w:val="20"/>
+              </w:rPr>
+            </w:pPr>
+            <w:r>
+              <w:rPr>
+                <w:rFonts w:hint="eastAsia"/>
+                <w:b/>
+                <w:bCs/>
+                <w:sz w:val="20"/>
+                <w:szCs w:val="20"/>
+              </w:rPr>
+              <w:t xml:space="preserve"> </w:t>
+            </w:r>
+          </w:p>
+          <w:p>
+            <w:pPr>
+              <w:spacing w:line="280" w:lineRule="exact"/>
+              <w:rPr>
+                <w:b/>
+                <w:bCs/>
+                <w:sz w:val="20"/>
+                <w:szCs w:val="20"/>
+              </w:rPr>
+            </w:pPr>
+          </w:p>
+          <w:p>
+            <w:pPr>
+              <w:spacing w:line="280" w:lineRule="exact"/>
+              <w:rPr>
+                <w:b/>
+                <w:bCs/>
+                <w:sz w:val="20"/>
+                <w:szCs w:val="20"/>
+              </w:rPr>
+            </w:pPr>
+          </w:p>
+          <w:p>
+            <w:pPr>
+              <w:spacing w:line="280" w:lineRule="exact"/>
+              <w:rPr>
+                <w:b/>
+                <w:bCs/>
+                <w:sz w:val="20"/>
+                <w:szCs w:val="20"/>
+              </w:rPr>
+            </w:pPr>
+          </w:p>
+          <w:p>
+            <w:pPr>
+              <w:spacing w:line="280" w:lineRule="exact"/>
+              <w:rPr>
+                <w:b/>
+                <w:bCs/>
+                <w:sz w:val="20"/>
+                <w:szCs w:val="20"/>
+              </w:rPr>
+            </w:pPr>
+          </w:p>
+          <w:p>
+            <w:pPr>
+              <w:spacing w:line="280" w:lineRule="exact"/>
+              <w:rPr>
+                <w:b/>
+                <w:bCs/>
+                <w:sz w:val="20"/>
+                <w:szCs w:val="20"/>
+              </w:rPr>
+            </w:pPr>
+          </w:p>
+          <w:p>
+            <w:pPr>
+              <w:spacing w:line="280" w:lineRule="exact"/>
+              <w:rPr>
+                <w:b/>
+                <w:bCs/>
+                <w:sz w:val="20"/>
+                <w:szCs w:val="20"/>
+              </w:rPr>
+            </w:pPr>
+          </w:p>
+          <w:p>
+            <w:pPr>
+              <w:spacing w:line="280" w:lineRule="exact"/>
+              <w:rPr>
+                <w:b/>
+                <w:bCs/>
+                <w:sz w:val="20"/>
+                <w:szCs w:val="20"/>
+              </w:rPr>
+            </w:pPr>
+          </w:p>
+          <w:p>
+            <w:pPr>
+              <w:spacing w:line="280" w:lineRule="exact"/>
+              <w:rPr>
+                <w:b/>
+                <w:bCs/>
+                <w:sz w:val="20"/>
+                <w:szCs w:val="20"/>
+              </w:rPr>
+            </w:pPr>
+          </w:p>
+          <w:p>
+            <w:pPr>
+              <w:spacing w:line="280" w:lineRule="exact"/>
+              <w:rPr>
+                <w:b/>
+                <w:bCs/>
+                <w:sz w:val="20"/>
+                <w:szCs w:val="20"/>
+              </w:rPr>
+            </w:pPr>
+          </w:p>
+          <w:p>
+            <w:pPr>
+              <w:spacing w:line="280" w:lineRule="exact"/>
+              <w:rPr>
+                <w:b/>
+                <w:bCs/>
+                <w:sz w:val="20"/>
+                <w:szCs w:val="20"/>
+              </w:rPr>
+            </w:pPr>
+          </w:p>
+          <w:p>
+            <w:pPr>
+              <w:spacing w:line="280" w:lineRule="exact"/>
+              <w:rPr>
+                <w:b/>
+                <w:bCs/>
+                <w:sz w:val="20"/>
+                <w:szCs w:val="20"/>
+              </w:rPr>
+            </w:pPr>
+          </w:p>
+          <w:p>
+            <w:pPr>
+              <w:spacing w:line="280" w:lineRule="exact"/>
+              <w:rPr>
+                <w:b/>
+                <w:bCs/>
+                <w:sz w:val="20"/>
+                <w:szCs w:val="20"/>
+              </w:rPr>
+            </w:pPr>
+          </w:p>
+          <w:p>
+            <w:pPr>
+              <w:spacing w:line="280" w:lineRule="exact"/>
+              <w:rPr>
+                <w:b/>
+                <w:bCs/>
+                <w:sz w:val="20"/>
+                <w:szCs w:val="20"/>
+              </w:rPr>
+            </w:pPr>
+          </w:p>
+          <w:p>
+            <w:pPr>
+              <w:spacing w:line="280" w:lineRule="exact"/>
+              <w:rPr>
+                <w:b/>
+                <w:bCs/>
+                <w:sz w:val="20"/>
+                <w:szCs w:val="20"/>
+              </w:rPr>
+            </w:pPr>
+          </w:p>
+          <w:p>
+            <w:pPr>
+              <w:spacing w:line="280" w:lineRule="exact"/>
+              <w:rPr>
+                <w:b/>
+                <w:bCs/>
+                <w:sz w:val="20"/>
+                <w:szCs w:val="20"/>
+              </w:rPr>
+            </w:pPr>
+          </w:p>
+          <w:p>
+            <w:pPr>
+              <w:spacing w:line="280" w:lineRule="exact"/>
+              <w:rPr>
+                <w:b/>
+                <w:bCs/>
+                <w:sz w:val="20"/>
+                <w:szCs w:val="20"/>
+              </w:rPr>
+            </w:pPr>
+          </w:p>
+          <w:p>
+            <w:pPr>
+              <w:spacing w:line="280" w:lineRule="exact"/>
+              <w:rPr>
+                <w:sz w:val="20"/>
+                <w:szCs w:val="20"/>
+              </w:rPr>
+            </w:pPr>
+            <w:r>
+              <w:rPr>
+                <w:rFonts w:hint="eastAsia"/>
+                <w:b/>
+                <w:bCs/>
+                <w:sz w:val="20"/>
+                <w:szCs w:val="20"/>
+              </w:rPr>
+              <w:t xml:space="preserve">                                            </w:t>
+            </w:r>
             <w:r>
               <w:rPr>
                 <w:b/>
@@ -1599,11 +526,15 @@
       </w:tr>
       <w:tr>
         <w:trPr>
-          <w:trHeight w:val="1276"/>
+          <w:trHeight w:val="2331"/>
         </w:trPr>
         <w:tc>
           <w:tcPr>
-            <w:tcW w:w="5212" w:type="dxa"/>
+            <w:tcW w:w="5159" w:type="dxa"/>
+            <w:tcBorders>
+              <w:bottom w:val="single" w:sz="4" w:space="0" w:color="auto"/>
+            </w:tcBorders>
+            <w:vAlign w:val="center"/>
           </w:tcPr>
           <w:p>
             <w:pPr>
@@ -1624,8 +555,42 @@
                 <w:sz w:val="22"/>
                 <w:szCs w:val="22"/>
               </w:rPr>
-              <w:t>{#items}{no}. {name}:</w:t>
-            </w:r>
+              <w:t>{#</w:t>
+            </w:r>
+            <w:proofErr w:type="gramStart"/>
+            <w:r>
+              <w:rPr>
+                <w:rFonts w:ascii="微軟正黑體" w:eastAsia="微軟正黑體" w:hAnsi="微軟正黑體"/>
+                <w:b/>
+                <w:bCs/>
+                <w:sz w:val="22"/>
+                <w:szCs w:val="22"/>
+              </w:rPr>
+              <w:t>items}{</w:t>
+            </w:r>
+            <w:proofErr w:type="gramEnd"/>
+            <w:r>
+              <w:rPr>
+                <w:rFonts w:ascii="微軟正黑體" w:eastAsia="微軟正黑體" w:hAnsi="微軟正黑體"/>
+                <w:b/>
+                <w:bCs/>
+                <w:sz w:val="22"/>
+                <w:szCs w:val="22"/>
+              </w:rPr>
+              <w:t xml:space="preserve">no}. </w:t>
+            </w:r>
+            <w:proofErr w:type="gramStart"/>
+            <w:r>
+              <w:rPr>
+                <w:rFonts w:ascii="微軟正黑體" w:eastAsia="微軟正黑體" w:hAnsi="微軟正黑體"/>
+                <w:b/>
+                <w:bCs/>
+                <w:sz w:val="22"/>
+                <w:szCs w:val="22"/>
+              </w:rPr>
+              <w:t>{name}:</w:t>
+            </w:r>
+            <w:proofErr w:type="gramEnd"/>
           </w:p>
           <w:p>
             <w:pPr>
@@ -1668,7 +633,28 @@
                 <w:sz w:val="22"/>
                 <w:szCs w:val="22"/>
               </w:rPr>
-              <w:t>日期：{dates} (共{days}天)</w:t>
+              <w:t>日期：{dates} (共</w:t>
+            </w:r>
+            <w:r>
+              <w:rPr>
+                <w:rFonts w:ascii="微軟正黑體" w:eastAsia="微軟正黑體" w:hAnsi="微軟正黑體"/>
+                <w:b/>
+                <w:bCs/>
+                <w:color w:val="FF0000"/>
+                <w:sz w:val="22"/>
+                <w:szCs w:val="22"/>
+              </w:rPr>
+              <w:t>{days}</w:t>
+            </w:r>
+            <w:r>
+              <w:rPr>
+                <w:rFonts w:ascii="微軟正黑體" w:eastAsia="微軟正黑體" w:hAnsi="微軟正黑體"/>
+                <w:b/>
+                <w:bCs/>
+                <w:sz w:val="22"/>
+                <w:szCs w:val="22"/>
+              </w:rPr>
+              <w:t>天)</w:t>
             </w:r>
           </w:p>
           <w:p>
@@ -1712,27 +698,97 @@
                 <w:sz w:val="22"/>
                 <w:szCs w:val="22"/>
               </w:rPr>
-              <w:t>申請總額：26.4元×{days}天= {amount}元</w:t>
-            </w:r>
-          </w:p>
-          <w:p>
-            <w:pPr>
-              <w:spacing w:line="280" w:lineRule="exact"/>
-              <w:rPr>
-                <w:rFonts w:ascii="微軟正黑體" w:eastAsia="微軟正黑體" w:hAnsi="微軟正黑體"/>
+              <w:t>申請總額：</w:t>
+            </w:r>
+            <w:r>
+              <w:rPr>
+                <w:rFonts w:ascii="微軟正黑體" w:eastAsia="微軟正黑體" w:hAnsi="微軟正黑體"/>
+                <w:b/>
+                <w:bCs/>
+                <w:color w:val="FF0000"/>
+                <w:sz w:val="22"/>
+                <w:szCs w:val="22"/>
+              </w:rPr>
+              <w:t>26.4</w:t>
+            </w:r>
+            <w:r>
+              <w:rPr>
+                <w:rFonts w:ascii="微軟正黑體" w:eastAsia="微軟正黑體" w:hAnsi="微軟正黑體"/>
+                <w:b/>
+                <w:bCs/>
+                <w:sz w:val="22"/>
+                <w:szCs w:val="22"/>
+              </w:rPr>
+              <w:t>元×</w:t>
+            </w:r>
+            <w:r>
+              <w:rPr>
+                <w:rFonts w:ascii="微軟正黑體" w:eastAsia="微軟正黑體" w:hAnsi="微軟正黑體"/>
+                <w:b/>
+                <w:bCs/>
+                <w:color w:val="FF0000"/>
+                <w:sz w:val="22"/>
+                <w:szCs w:val="22"/>
+              </w:rPr>
+              <w:t>{days}</w:t>
+            </w:r>
+            <w:r>
+              <w:rPr>
+                <w:rFonts w:ascii="微軟正黑體" w:eastAsia="微軟正黑體" w:hAnsi="微軟正黑體"/>
+                <w:b/>
+                <w:bCs/>
+                <w:sz w:val="22"/>
+                <w:szCs w:val="22"/>
+              </w:rPr>
+              <w:t>天=</w:t>
+            </w:r>
+            <w:r>
+              <w:rPr>
+                <w:rFonts w:ascii="微軟正黑體" w:eastAsia="微軟正黑體" w:hAnsi="微軟正黑體"/>
+                <w:b/>
+                <w:bCs/>
+                <w:color w:val="FF0000"/>
+                <w:sz w:val="22"/>
+                <w:szCs w:val="22"/>
+              </w:rPr>
+              <w:t xml:space="preserve"> {amount}</w:t>
+            </w:r>
+            <w:r>
+              <w:rPr>
+                <w:rFonts w:ascii="微軟正黑體" w:eastAsia="微軟正黑體" w:hAnsi="微軟正黑體"/>
+                <w:b/>
+                <w:bCs/>
+                <w:sz w:val="22"/>
+                <w:szCs w:val="22"/>
+              </w:rPr>
+              <w:t>元</w:t>
+            </w:r>
+          </w:p>
+          <w:p>
+            <w:pPr>
+              <w:spacing w:line="280" w:lineRule="exact"/>
+              <w:jc w:val="center"/>
+              <w:rPr>
+                <w:rFonts w:ascii="微軟正黑體" w:eastAsia="微軟正黑體" w:hAnsi="微軟正黑體"/>
+                <w:b/>
+                <w:bCs/>
+                <w:sz w:val="28"/>
+                <w:szCs w:val="28"/>
               </w:rPr>
             </w:pPr>
           </w:p>
         </w:tc>
         <w:tc>
           <w:tcPr>
-            <w:tcW w:w="5416" w:type="dxa"/>
+            <w:tcW w:w="5361" w:type="dxa"/>
             <w:vMerge/>
           </w:tcPr>
           <w:p>
             <w:pPr>
               <w:spacing w:line="280" w:lineRule="exact"/>
               <w:rPr>
+                <w:b/>
+                <w:bCs/>
                 <w:sz w:val="20"/>
                 <w:szCs w:val="20"/>
               </w:rPr>
@@ -2387,6 +1443,7 @@
   <w:style w:type="character" w:default="1" w:styleId="a0">
     <w:name w:val="Default Paragraph Font"/>
     <w:uiPriority w:val="1"/>
+    <w:semiHidden/>
     <w:unhideWhenUsed/>
   </w:style>
   <w:style w:type="table" w:default="1" w:styleId="a1">
